--- a/arb/docx/50.content.docx
+++ b/arb/docx/50.content.docx
@@ -614,20 +614,14 @@
         </w:rPr>
         <w:t xml:space="preserve">هنا إلى المسيحيين في فيلبي وهو بصيغة الجمع في اللغة الأصلية التي كتب بها بولس. عبر هذه الرسالة، باستثناء حالة واحدة، ضمائر المخاطب هي بصيغة الجمع "أنتم" و"لكم" وتشير إلى المسيحيين في فيلبي. إذا كانت لغتك تستخدم صيغًا مختلفة لإظهار متى تشير ضمائر المخاطب إلى شخص واحد ومتى تشير إلى أكثر من شخص، فاستخدم صيغة الجمع المناسبة في لغتك في هذه الحالة وفي جميع الحالات الأخرى لكلمة "أنتم" و"لكم" في هذه الرسالة، باستثناء في </w:t>
       </w:r>
-      <w:hyperlink r:id="rId13">
-        <w:r>
-          <w:rPr>
-            <w:rtl/>
-            <w:cs/>
-            <w:lang w:val="ar_AE" w:bidi="ar_AE"/>
-          </w:rPr>
-          <w:rPr>
-            <w:color w:val="0000EE"/>
-            <w:u w:val="single"/>
-          </w:rPr>
-          <w:t>4:3</w:t>
-        </w:r>
-      </w:hyperlink>
+      <w:r>
+        <w:rPr>
+          <w:rtl/>
+          <w:cs/>
+          <w:lang w:val="ar_AE" w:bidi="ar_AE"/>
+        </w:rPr>
+        <w:t>4:3</w:t>
+      </w:r>
       <w:r>
         <w:rPr>
           <w:rtl/>
@@ -636,20 +630,14 @@
         </w:rPr>
         <w:t xml:space="preserve">. ستناقش ملاحظة هذا الاستثناء الوحيد في </w:t>
       </w:r>
-      <w:hyperlink r:id="rId13">
-        <w:r>
-          <w:rPr>
-            <w:rtl/>
-            <w:cs/>
-            <w:lang w:val="ar_AE" w:bidi="ar_AE"/>
-          </w:rPr>
-          <w:rPr>
-            <w:color w:val="0000EE"/>
-            <w:u w:val="single"/>
-          </w:rPr>
-          <w:t>4:3</w:t>
-        </w:r>
-      </w:hyperlink>
+      <w:r>
+        <w:rPr>
+          <w:rtl/>
+          <w:cs/>
+          <w:lang w:val="ar_AE" w:bidi="ar_AE"/>
+        </w:rPr>
+        <w:t>4:3</w:t>
+      </w:r>
       <w:r>
         <w:rPr>
           <w:rtl/>
@@ -1318,20 +1306,14 @@
         </w:rPr>
         <w:t xml:space="preserve"> في </w:t>
       </w:r>
-      <w:hyperlink r:id="rId14">
-        <w:r>
-          <w:rPr>
-            <w:rtl/>
-            <w:cs/>
-            <w:lang w:val="ar_AE" w:bidi="ar_AE"/>
-          </w:rPr>
-          <w:rPr>
-            <w:color w:val="0000EE"/>
-            <w:u w:val="single"/>
-          </w:rPr>
-          <w:t>1:2</w:t>
-        </w:r>
-      </w:hyperlink>
+      <w:r>
+        <w:rPr>
+          <w:rtl/>
+          <w:cs/>
+          <w:lang w:val="ar_AE" w:bidi="ar_AE"/>
+        </w:rPr>
+        <w:t>1:2</w:t>
+      </w:r>
       <w:r>
         <w:rPr>
           <w:rtl/>
@@ -1374,20 +1356,14 @@
         </w:rPr>
         <w:t xml:space="preserve"> يأتي بصيغة الجمع ويشير إلى مؤمني فيلبي، باستثناء استخدام واحد في </w:t>
       </w:r>
-      <w:hyperlink r:id="rId13">
-        <w:r>
-          <w:rPr>
-            <w:rtl/>
-            <w:cs/>
-            <w:lang w:val="ar_AE" w:bidi="ar_AE"/>
-          </w:rPr>
-          <w:rPr>
-            <w:color w:val="0000EE"/>
-            <w:u w:val="single"/>
-          </w:rPr>
-          <w:t>4:3</w:t>
-        </w:r>
-      </w:hyperlink>
+      <w:r>
+        <w:rPr>
+          <w:rtl/>
+          <w:cs/>
+          <w:lang w:val="ar_AE" w:bidi="ar_AE"/>
+        </w:rPr>
+        <w:t>4:3</w:t>
+      </w:r>
       <w:r>
         <w:rPr>
           <w:rtl/>
@@ -1712,20 +1688,14 @@
         </w:rPr>
         <w:t xml:space="preserve"> هنا هو في صيغة الجمع ويشير إلى المسيحيين في فيلبي. في هذه الرسالة، باستثناء حالة واحدة، نجد أن الضمائر "أنتم" و"لكم" بصيغة الجمع دائمًا، وتشير دائمًا إلى المسيحيين في فيلبي. إذا كانت لغتك تستخدم أشكالًا مختلفة لتوضيح متى تشير ضمائر المخاطب إلى شخص واحد ومتى تشير إلى أكثر من شخص، فاستخدم صيغة الجمع المناسبة في لغتك في هذه الحالة وفي جميع الحالات الأخرى لكلمتي "أنتم" و"لكم" في هذه الرسالة، باستثناء في </w:t>
       </w:r>
-      <w:hyperlink r:id="rId13">
-        <w:r>
-          <w:rPr>
-            <w:rtl/>
-            <w:cs/>
-            <w:lang w:val="ar_AE" w:bidi="ar_AE"/>
-          </w:rPr>
-          <w:rPr>
-            <w:color w:val="0000EE"/>
-            <w:u w:val="single"/>
-          </w:rPr>
-          <w:t>4:3</w:t>
-        </w:r>
-      </w:hyperlink>
+      <w:r>
+        <w:rPr>
+          <w:rtl/>
+          <w:cs/>
+          <w:lang w:val="ar_AE" w:bidi="ar_AE"/>
+        </w:rPr>
+        <w:t>4:3</w:t>
+      </w:r>
       <w:r>
         <w:rPr>
           <w:rtl/>
@@ -1734,20 +1704,14 @@
         </w:rPr>
         <w:t xml:space="preserve">. ستناقش ملاحظة مثل هذه، الاستثناء الوحيد الموجود في </w:t>
       </w:r>
-      <w:hyperlink r:id="rId13">
-        <w:r>
-          <w:rPr>
-            <w:rtl/>
-            <w:cs/>
-            <w:lang w:val="ar_AE" w:bidi="ar_AE"/>
-          </w:rPr>
-          <w:rPr>
-            <w:color w:val="0000EE"/>
-            <w:u w:val="single"/>
-          </w:rPr>
-          <w:t>4:3</w:t>
-        </w:r>
-      </w:hyperlink>
+      <w:r>
+        <w:rPr>
+          <w:rtl/>
+          <w:cs/>
+          <w:lang w:val="ar_AE" w:bidi="ar_AE"/>
+        </w:rPr>
+        <w:t>4:3</w:t>
+      </w:r>
       <w:r>
         <w:rPr>
           <w:rtl/>
@@ -1928,20 +1892,14 @@
         </w:rPr>
         <w:t xml:space="preserve"> تشير إلى تعاون أهل فيلبي مع بولس في مختلف الأمور المتعلقة بنشر الإنجيل. يتضمن ذلك الهدايا المالية التي أرسلوها إلى بولس (انظر: </w:t>
       </w:r>
-      <w:hyperlink r:id="rId15">
-        <w:r>
-          <w:rPr>
-            <w:rtl/>
-            <w:cs/>
-            <w:lang w:val="ar_AE" w:bidi="ar_AE"/>
-          </w:rPr>
-          <w:rPr>
-            <w:color w:val="0000EE"/>
-            <w:u w:val="single"/>
-          </w:rPr>
-          <w:t>4:15–18</w:t>
-        </w:r>
-      </w:hyperlink>
+      <w:r>
+        <w:rPr>
+          <w:rtl/>
+          <w:cs/>
+          <w:lang w:val="ar_AE" w:bidi="ar_AE"/>
+        </w:rPr>
+        <w:t>4:15–18</w:t>
+      </w:r>
       <w:r>
         <w:rPr>
           <w:rtl/>
@@ -2974,20 +2932,14 @@
         </w:rPr>
         <w:t xml:space="preserve">لاحظ كيف ترجمت الضمير المخاطب في </w:t>
       </w:r>
-      <w:hyperlink r:id="rId14">
-        <w:r>
-          <w:rPr>
-            <w:rtl/>
-            <w:cs/>
-            <w:lang w:val="ar_AE" w:bidi="ar_AE"/>
-          </w:rPr>
-          <w:rPr>
-            <w:color w:val="0000EE"/>
-            <w:u w:val="single"/>
-          </w:rPr>
-          <w:t>فيلبي 1:2</w:t>
-        </w:r>
-      </w:hyperlink>
+      <w:r>
+        <w:rPr>
+          <w:rtl/>
+          <w:cs/>
+          <w:lang w:val="ar_AE" w:bidi="ar_AE"/>
+        </w:rPr>
+        <w:t>فيلبي 1:2</w:t>
+      </w:r>
       <w:r>
         <w:rPr>
           <w:rtl/>
@@ -4855,20 +4807,14 @@
         </w:rPr>
         <w:t xml:space="preserve"> في </w:t>
       </w:r>
-      <w:hyperlink r:id="rId16">
-        <w:r>
-          <w:rPr>
-            <w:rtl/>
-            <w:cs/>
-            <w:lang w:val="ar_AE" w:bidi="ar_AE"/>
-          </w:rPr>
-          <w:rPr>
-            <w:color w:val="0000EE"/>
-            <w:u w:val="single"/>
-          </w:rPr>
-          <w:t>فيلبي 1:5</w:t>
-        </w:r>
-      </w:hyperlink>
+      <w:r>
+        <w:rPr>
+          <w:rtl/>
+          <w:cs/>
+          <w:lang w:val="ar_AE" w:bidi="ar_AE"/>
+        </w:rPr>
+        <w:t>فيلبي 1:5</w:t>
+      </w:r>
       <w:r>
         <w:rPr>
           <w:rtl/>
@@ -7558,20 +7504,14 @@
         </w:rPr>
         <w:t xml:space="preserve">. انظر كيف ترجمت هذه العبارة في </w:t>
       </w:r>
-      <w:hyperlink r:id="rId17">
-        <w:r>
-          <w:rPr>
-            <w:rtl/>
-            <w:cs/>
-            <w:lang w:val="ar_AE" w:bidi="ar_AE"/>
-          </w:rPr>
-          <w:rPr>
-            <w:color w:val="0000EE"/>
-            <w:u w:val="single"/>
-          </w:rPr>
-          <w:t>1:7</w:t>
-        </w:r>
-      </w:hyperlink>
+      <w:r>
+        <w:rPr>
+          <w:rtl/>
+          <w:cs/>
+          <w:lang w:val="ar_AE" w:bidi="ar_AE"/>
+        </w:rPr>
+        <w:t>1:7</w:t>
+      </w:r>
       <w:r>
         <w:rPr>
           <w:rtl/>
@@ -7924,20 +7864,14 @@
         </w:rPr>
         <w:t xml:space="preserve"> في الآية السابقة </w:t>
       </w:r>
-      <w:hyperlink r:id="rId18">
-        <w:r>
-          <w:rPr>
-            <w:rtl/>
-            <w:cs/>
-            <w:lang w:val="ar_AE" w:bidi="ar_AE"/>
-          </w:rPr>
-          <w:rPr>
-            <w:color w:val="0000EE"/>
-            <w:u w:val="single"/>
-          </w:rPr>
-          <w:t>1:12</w:t>
-        </w:r>
-      </w:hyperlink>
+      <w:r>
+        <w:rPr>
+          <w:rtl/>
+          <w:cs/>
+          <w:lang w:val="ar_AE" w:bidi="ar_AE"/>
+        </w:rPr>
+        <w:t>1:12</w:t>
+      </w:r>
       <w:r>
         <w:rPr>
           <w:rtl/>
@@ -8589,20 +8523,14 @@
         </w:rPr>
         <w:t xml:space="preserve"> في </w:t>
       </w:r>
-      <w:hyperlink r:id="rId17">
-        <w:r>
-          <w:rPr>
-            <w:rtl/>
-            <w:cs/>
-            <w:lang w:val="ar_AE" w:bidi="ar_AE"/>
-          </w:rPr>
-          <w:rPr>
-            <w:color w:val="0000EE"/>
-            <w:u w:val="single"/>
-          </w:rPr>
-          <w:t>1:7</w:t>
-        </w:r>
-      </w:hyperlink>
+      <w:r>
+        <w:rPr>
+          <w:rtl/>
+          <w:cs/>
+          <w:lang w:val="ar_AE" w:bidi="ar_AE"/>
+        </w:rPr>
+        <w:t>1:7</w:t>
+      </w:r>
       <w:r>
         <w:rPr>
           <w:rtl/>
@@ -8611,20 +8539,14 @@
         </w:rPr>
         <w:t xml:space="preserve"> و </w:t>
       </w:r>
-      <w:hyperlink r:id="rId19">
-        <w:r>
-          <w:rPr>
-            <w:rtl/>
-            <w:cs/>
-            <w:lang w:val="ar_AE" w:bidi="ar_AE"/>
-          </w:rPr>
-          <w:rPr>
-            <w:color w:val="0000EE"/>
-            <w:u w:val="single"/>
-          </w:rPr>
-          <w:t>1:13</w:t>
-        </w:r>
-      </w:hyperlink>
+      <w:r>
+        <w:rPr>
+          <w:rtl/>
+          <w:cs/>
+          <w:lang w:val="ar_AE" w:bidi="ar_AE"/>
+        </w:rPr>
+        <w:t>1:13</w:t>
+      </w:r>
       <w:r>
         <w:rPr>
           <w:rtl/>
@@ -8921,20 +8843,14 @@
         </w:rPr>
         <w:t xml:space="preserve">ابتداءً من هذه الآية وحتى نهاية </w:t>
       </w:r>
-      <w:hyperlink r:id="rId20">
-        <w:r>
-          <w:rPr>
-            <w:rtl/>
-            <w:cs/>
-            <w:lang w:val="ar_AE" w:bidi="ar_AE"/>
-          </w:rPr>
-          <w:rPr>
-            <w:color w:val="0000EE"/>
-            <w:u w:val="single"/>
-          </w:rPr>
-          <w:t>1:17</w:t>
-        </w:r>
-      </w:hyperlink>
+      <w:r>
+        <w:rPr>
+          <w:rtl/>
+          <w:cs/>
+          <w:lang w:val="ar_AE" w:bidi="ar_AE"/>
+        </w:rPr>
+        <w:t>1:17</w:t>
+      </w:r>
       <w:r>
         <w:rPr>
           <w:rtl/>
@@ -8943,20 +8859,14 @@
         </w:rPr>
         <w:t xml:space="preserve">، يستخدم بولس أسلوبًا شعريًا يُسمى الجناس المعكوس، والذي قد يكون مربكًا في بعض اللغات. قد تحتاج إلى إعادة ترتيب بعض عناصر الجمل في </w:t>
       </w:r>
-      <w:hyperlink r:id="rId21">
-        <w:r>
-          <w:rPr>
-            <w:rtl/>
-            <w:cs/>
-            <w:lang w:val="ar_AE" w:bidi="ar_AE"/>
-          </w:rPr>
-          <w:rPr>
-            <w:color w:val="0000EE"/>
-            <w:u w:val="single"/>
-          </w:rPr>
-          <w:t>1:15–17</w:t>
-        </w:r>
-      </w:hyperlink>
+      <w:r>
+        <w:rPr>
+          <w:rtl/>
+          <w:cs/>
+          <w:lang w:val="ar_AE" w:bidi="ar_AE"/>
+        </w:rPr>
+        <w:t>1:15–17</w:t>
+      </w:r>
       <w:r>
         <w:rPr>
           <w:rtl/>
@@ -9905,20 +9815,14 @@
         </w:rPr>
         <w:t xml:space="preserve">يتحدث بولس عن الإنجيل وكأنه مكان أو شخص يمكن مهاجمته. إذا كان هذا يسبب لك الارتباك في لغتك، يمكنك استخدام لغة صريحة. انظر كيف ترجمت "الْمُحَامَاةِ عَنِ الإِنْجِيلِ وَتَثْبِيتِهِ" في </w:t>
       </w:r>
-      <w:hyperlink r:id="rId17">
-        <w:r>
-          <w:rPr>
-            <w:rtl/>
-            <w:cs/>
-            <w:lang w:val="ar_AE" w:bidi="ar_AE"/>
-          </w:rPr>
-          <w:rPr>
-            <w:color w:val="0000EE"/>
-            <w:u w:val="single"/>
-          </w:rPr>
-          <w:t>1:7</w:t>
-        </w:r>
-      </w:hyperlink>
+      <w:r>
+        <w:rPr>
+          <w:rtl/>
+          <w:cs/>
+          <w:lang w:val="ar_AE" w:bidi="ar_AE"/>
+        </w:rPr>
+        <w:t>1:7</w:t>
+      </w:r>
       <w:r>
         <w:rPr>
           <w:rtl/>
@@ -10235,20 +10139,14 @@
         </w:rPr>
         <w:t xml:space="preserve">" في </w:t>
       </w:r>
-      <w:hyperlink r:id="rId17">
-        <w:r>
-          <w:rPr>
-            <w:rtl/>
-            <w:cs/>
-            <w:lang w:val="ar_AE" w:bidi="ar_AE"/>
-          </w:rPr>
-          <w:rPr>
-            <w:color w:val="0000EE"/>
-            <w:u w:val="single"/>
-          </w:rPr>
-          <w:t>1:7</w:t>
-        </w:r>
-      </w:hyperlink>
+      <w:r>
+        <w:rPr>
+          <w:rtl/>
+          <w:cs/>
+          <w:lang w:val="ar_AE" w:bidi="ar_AE"/>
+        </w:rPr>
+        <w:t>1:7</w:t>
+      </w:r>
       <w:r>
         <w:rPr>
           <w:rtl/>
@@ -10646,20 +10544,14 @@
         </w:rPr>
         <w:t xml:space="preserve"> في </w:t>
       </w:r>
-      <w:hyperlink r:id="rId17">
-        <w:r>
-          <w:rPr>
-            <w:rtl/>
-            <w:cs/>
-            <w:lang w:val="ar_AE" w:bidi="ar_AE"/>
-          </w:rPr>
-          <w:rPr>
-            <w:color w:val="0000EE"/>
-            <w:u w:val="single"/>
-          </w:rPr>
-          <w:t>1:7</w:t>
-        </w:r>
-      </w:hyperlink>
+      <w:r>
+        <w:rPr>
+          <w:rtl/>
+          <w:cs/>
+          <w:lang w:val="ar_AE" w:bidi="ar_AE"/>
+        </w:rPr>
+        <w:t>1:7</w:t>
+      </w:r>
       <w:r>
         <w:rPr>
           <w:rtl/>
@@ -10668,20 +10560,14 @@
         </w:rPr>
         <w:t xml:space="preserve"> و </w:t>
       </w:r>
-      <w:hyperlink r:id="rId19">
-        <w:r>
-          <w:rPr>
-            <w:rtl/>
-            <w:cs/>
-            <w:lang w:val="ar_AE" w:bidi="ar_AE"/>
-          </w:rPr>
-          <w:rPr>
-            <w:color w:val="0000EE"/>
-            <w:u w:val="single"/>
-          </w:rPr>
-          <w:t>1:13</w:t>
-        </w:r>
-      </w:hyperlink>
+      <w:r>
+        <w:rPr>
+          <w:rtl/>
+          <w:cs/>
+          <w:lang w:val="ar_AE" w:bidi="ar_AE"/>
+        </w:rPr>
+        <w:t>1:13</w:t>
+      </w:r>
       <w:r>
         <w:rPr>
           <w:rtl/>
@@ -12382,20 +12268,14 @@
         </w:rPr>
         <w:t xml:space="preserve"> لأنه بجسده الأرضي كان سيخدم الله على الأرض حتى مماته، كما يوضح بمزيد من التفصيل في </w:t>
       </w:r>
-      <w:hyperlink r:id="rId22">
-        <w:r>
-          <w:rPr>
-            <w:rtl/>
-            <w:cs/>
-            <w:lang w:val="ar_AE" w:bidi="ar_AE"/>
-          </w:rPr>
-          <w:rPr>
-            <w:color w:val="0000EE"/>
-            <w:u w:val="single"/>
-          </w:rPr>
-          <w:t>1:22–24</w:t>
-        </w:r>
-      </w:hyperlink>
+      <w:r>
+        <w:rPr>
+          <w:rtl/>
+          <w:cs/>
+          <w:lang w:val="ar_AE" w:bidi="ar_AE"/>
+        </w:rPr>
+        <w:t>1:22–24</w:t>
+      </w:r>
       <w:r>
         <w:rPr>
           <w:rtl/>
@@ -14741,20 +14621,14 @@
         </w:rPr>
         <w:t xml:space="preserve"> في </w:t>
       </w:r>
-      <w:hyperlink r:id="rId23">
-        <w:r>
-          <w:rPr>
-            <w:rtl/>
-            <w:cs/>
-            <w:lang w:val="ar_AE" w:bidi="ar_AE"/>
-          </w:rPr>
-          <w:rPr>
-            <w:color w:val="0000EE"/>
-            <w:u w:val="single"/>
-          </w:rPr>
-          <w:t>1:22</w:t>
-        </w:r>
-      </w:hyperlink>
+      <w:r>
+        <w:rPr>
+          <w:rtl/>
+          <w:cs/>
+          <w:lang w:val="ar_AE" w:bidi="ar_AE"/>
+        </w:rPr>
+        <w:t>1:22</w:t>
+      </w:r>
       <w:r>
         <w:rPr>
           <w:rtl/>
@@ -15115,20 +14989,14 @@
         </w:rPr>
         <w:t xml:space="preserve"> </w:t>
       </w:r>
-      <w:hyperlink r:id="rId16">
-        <w:r>
-          <w:rPr>
-            <w:rtl/>
-            <w:cs/>
-            <w:lang w:val="ar_AE" w:bidi="ar_AE"/>
-          </w:rPr>
-          <w:rPr>
-            <w:color w:val="0000EE"/>
-            <w:u w:val="single"/>
-          </w:rPr>
-          <w:t>1:5</w:t>
-        </w:r>
-      </w:hyperlink>
+      <w:r>
+        <w:rPr>
+          <w:rtl/>
+          <w:cs/>
+          <w:lang w:val="ar_AE" w:bidi="ar_AE"/>
+        </w:rPr>
+        <w:t>1:5</w:t>
+      </w:r>
       <w:r>
         <w:rPr>
           <w:rtl/>
@@ -15281,20 +15149,14 @@
         </w:rPr>
         <w:t xml:space="preserve"> يشير إلى </w:t>
       </w:r>
-      <w:hyperlink r:id="rId24">
-        <w:r>
-          <w:rPr>
-            <w:rtl/>
-            <w:cs/>
-            <w:lang w:val="ar_AE" w:bidi="ar_AE"/>
-          </w:rPr>
-          <w:rPr>
-            <w:color w:val="0000EE"/>
-            <w:u w:val="single"/>
-          </w:rPr>
-          <w:t>1:24</w:t>
-        </w:r>
-      </w:hyperlink>
+      <w:r>
+        <w:rPr>
+          <w:rtl/>
+          <w:cs/>
+          <w:lang w:val="ar_AE" w:bidi="ar_AE"/>
+        </w:rPr>
+        <w:t>1:24</w:t>
+      </w:r>
       <w:r>
         <w:rPr>
           <w:rtl/>
@@ -15664,20 +15526,14 @@
         </w:rPr>
         <w:t xml:space="preserve"> في </w:t>
       </w:r>
-      <w:hyperlink r:id="rId24">
-        <w:r>
-          <w:rPr>
-            <w:rtl/>
-            <w:cs/>
-            <w:lang w:val="ar_AE" w:bidi="ar_AE"/>
-          </w:rPr>
-          <w:rPr>
-            <w:color w:val="0000EE"/>
-            <w:u w:val="single"/>
-          </w:rPr>
-          <w:t>1:24</w:t>
-        </w:r>
-      </w:hyperlink>
+      <w:r>
+        <w:rPr>
+          <w:rtl/>
+          <w:cs/>
+          <w:lang w:val="ar_AE" w:bidi="ar_AE"/>
+        </w:rPr>
+        <w:t>1:24</w:t>
+      </w:r>
       <w:r>
         <w:rPr>
           <w:rtl/>
@@ -15996,20 +15852,14 @@
         </w:rPr>
         <w:t xml:space="preserve">لاحظ كيف ترجمت ضمير المخاطب في </w:t>
       </w:r>
-      <w:hyperlink r:id="rId14">
-        <w:r>
-          <w:rPr>
-            <w:rtl/>
-            <w:cs/>
-            <w:lang w:val="ar_AE" w:bidi="ar_AE"/>
-          </w:rPr>
-          <w:rPr>
-            <w:color w:val="0000EE"/>
-            <w:u w:val="single"/>
-          </w:rPr>
-          <w:t>1:2</w:t>
-        </w:r>
-      </w:hyperlink>
+      <w:r>
+        <w:rPr>
+          <w:rtl/>
+          <w:cs/>
+          <w:lang w:val="ar_AE" w:bidi="ar_AE"/>
+        </w:rPr>
+        <w:t>1:2</w:t>
+      </w:r>
       <w:r>
         <w:rPr>
           <w:rtl/>
@@ -16567,20 +16417,14 @@
         </w:rPr>
         <w:t xml:space="preserve"> في </w:t>
       </w:r>
-      <w:hyperlink r:id="rId16">
-        <w:r>
-          <w:rPr>
-            <w:rtl/>
-            <w:cs/>
-            <w:lang w:val="ar_AE" w:bidi="ar_AE"/>
-          </w:rPr>
-          <w:rPr>
-            <w:color w:val="0000EE"/>
-            <w:u w:val="single"/>
-          </w:rPr>
-          <w:t>1:5</w:t>
-        </w:r>
-      </w:hyperlink>
+      <w:r>
+        <w:rPr>
+          <w:rtl/>
+          <w:cs/>
+          <w:lang w:val="ar_AE" w:bidi="ar_AE"/>
+        </w:rPr>
+        <w:t>1:5</w:t>
+      </w:r>
       <w:r>
         <w:rPr>
           <w:rtl/>
@@ -16904,20 +16748,14 @@
         </w:rPr>
         <w:t xml:space="preserve"> تشير هنا إلى أن ما يلي هو الهدف لما سبق. كان هدف بولس من البقاء على قيد الحياة (</w:t>
       </w:r>
-      <w:hyperlink r:id="rId25">
-        <w:r>
-          <w:rPr>
-            <w:rtl/>
-            <w:cs/>
-            <w:lang w:val="ar_AE" w:bidi="ar_AE"/>
-          </w:rPr>
-          <w:rPr>
-            <w:color w:val="0000EE"/>
-            <w:u w:val="single"/>
-          </w:rPr>
-          <w:t>1:25</w:t>
-        </w:r>
-      </w:hyperlink>
+      <w:r>
+        <w:rPr>
+          <w:rtl/>
+          <w:cs/>
+          <w:lang w:val="ar_AE" w:bidi="ar_AE"/>
+        </w:rPr>
+        <w:t>1:25</w:t>
+      </w:r>
       <w:r>
         <w:rPr>
           <w:rtl/>
@@ -17270,20 +17108,14 @@
         </w:rPr>
         <w:t xml:space="preserve"> هنا تصف سفر بولس من منظور أهل فيلبي. في لغتك، قد يكون من الأنسب وصف سفره من منظور بولس واستخدام كلمة مثل "الذهاب". هنا وفي الآية </w:t>
       </w:r>
-      <w:hyperlink r:id="rId26">
-        <w:r>
-          <w:rPr>
-            <w:rtl/>
-            <w:cs/>
-            <w:lang w:val="ar_AE" w:bidi="ar_AE"/>
-          </w:rPr>
-          <w:rPr>
-            <w:color w:val="0000EE"/>
-            <w:u w:val="single"/>
-          </w:rPr>
-          <w:t>27</w:t>
-        </w:r>
-      </w:hyperlink>
+      <w:r>
+        <w:rPr>
+          <w:rtl/>
+          <w:cs/>
+          <w:lang w:val="ar_AE" w:bidi="ar_AE"/>
+        </w:rPr>
+        <w:t>27</w:t>
+      </w:r>
       <w:r>
         <w:rPr>
           <w:rtl/>
@@ -17687,20 +17519,14 @@
         </w:rPr>
         <w:t xml:space="preserve"> إلى سفر بولس إلى مكان إقامة أهل فيلبي وزيارتهم. انظر كيف ترجمت شكل هذه الكلمة في الآية السابقة، </w:t>
       </w:r>
-      <w:hyperlink r:id="rId27">
-        <w:r>
-          <w:rPr>
-            <w:rtl/>
-            <w:cs/>
-            <w:lang w:val="ar_AE" w:bidi="ar_AE"/>
-          </w:rPr>
-          <w:rPr>
-            <w:color w:val="0000EE"/>
-            <w:u w:val="single"/>
-          </w:rPr>
-          <w:t>1:26</w:t>
-        </w:r>
-      </w:hyperlink>
+      <w:r>
+        <w:rPr>
+          <w:rtl/>
+          <w:cs/>
+          <w:lang w:val="ar_AE" w:bidi="ar_AE"/>
+        </w:rPr>
+        <w:t>1:26</w:t>
+      </w:r>
       <w:r>
         <w:rPr>
           <w:rtl/>
@@ -25936,20 +25762,14 @@
         </w:rPr>
         <w:t xml:space="preserve"> تباينًا بين المقطع السابق في </w:t>
       </w:r>
-      <w:hyperlink r:id="rId28">
-        <w:r>
-          <w:rPr>
-            <w:rtl/>
-            <w:cs/>
-            <w:lang w:val="ar_AE" w:bidi="ar_AE"/>
-          </w:rPr>
-          <w:rPr>
-            <w:color w:val="0000EE"/>
-            <w:u w:val="single"/>
-          </w:rPr>
-          <w:t>2:6</w:t>
-        </w:r>
-      </w:hyperlink>
+      <w:r>
+        <w:rPr>
+          <w:rtl/>
+          <w:cs/>
+          <w:lang w:val="ar_AE" w:bidi="ar_AE"/>
+        </w:rPr>
+        <w:t>2:6</w:t>
+      </w:r>
       <w:r>
         <w:rPr>
           <w:rtl/>
@@ -28403,20 +28223,14 @@
         </w:rPr>
         <w:t xml:space="preserve"> تقدم هنا نتيجة تواضع الرب يسوع، كما وُصف في </w:t>
       </w:r>
-      <w:hyperlink r:id="rId29">
-        <w:r>
-          <w:rPr>
-            <w:rtl/>
-            <w:cs/>
-            <w:lang w:val="ar_AE" w:bidi="ar_AE"/>
-          </w:rPr>
-          <w:rPr>
-            <w:color w:val="0000EE"/>
-            <w:u w:val="single"/>
-          </w:rPr>
-          <w:t>2:6–8</w:t>
-        </w:r>
-      </w:hyperlink>
+      <w:r>
+        <w:rPr>
+          <w:rtl/>
+          <w:cs/>
+          <w:lang w:val="ar_AE" w:bidi="ar_AE"/>
+        </w:rPr>
+        <w:t>2:6–8</w:t>
+      </w:r>
       <w:r>
         <w:rPr>
           <w:rtl/>
@@ -28913,20 +28727,14 @@
         </w:rPr>
         <w:t xml:space="preserve"> تربط هذه الآية بالآية السابقة، </w:t>
       </w:r>
-      <w:hyperlink r:id="rId30">
-        <w:r>
-          <w:rPr>
-            <w:rtl/>
-            <w:cs/>
-            <w:lang w:val="ar_AE" w:bidi="ar_AE"/>
-          </w:rPr>
-          <w:rPr>
-            <w:color w:val="0000EE"/>
-            <w:u w:val="single"/>
-          </w:rPr>
-          <w:t>2:9</w:t>
-        </w:r>
-      </w:hyperlink>
+      <w:r>
+        <w:rPr>
+          <w:rtl/>
+          <w:cs/>
+          <w:lang w:val="ar_AE" w:bidi="ar_AE"/>
+        </w:rPr>
+        <w:t>2:9</w:t>
+      </w:r>
       <w:r>
         <w:rPr>
           <w:rtl/>
@@ -28935,20 +28743,14 @@
         </w:rPr>
         <w:t xml:space="preserve"> وتوضح أن هذه الآية والآية التالية هما نتيجة للآية </w:t>
       </w:r>
-      <w:hyperlink r:id="rId30">
-        <w:r>
-          <w:rPr>
-            <w:rtl/>
-            <w:cs/>
-            <w:lang w:val="ar_AE" w:bidi="ar_AE"/>
-          </w:rPr>
-          <w:rPr>
-            <w:color w:val="0000EE"/>
-            <w:u w:val="single"/>
-          </w:rPr>
-          <w:t>2:9</w:t>
-        </w:r>
-      </w:hyperlink>
+      <w:r>
+        <w:rPr>
+          <w:rtl/>
+          <w:cs/>
+          <w:lang w:val="ar_AE" w:bidi="ar_AE"/>
+        </w:rPr>
+        <w:t>2:9</w:t>
+      </w:r>
       <w:r>
         <w:rPr>
           <w:rtl/>
@@ -30167,20 +29969,14 @@
         </w:rPr>
         <w:t xml:space="preserve"> تُبيّن أن ما يليها هو النتيجة المرجوة لما سبقها في </w:t>
       </w:r>
-      <w:hyperlink r:id="rId31">
-        <w:r>
-          <w:rPr>
-            <w:rtl/>
-            <w:cs/>
-            <w:lang w:val="ar_AE" w:bidi="ar_AE"/>
-          </w:rPr>
-          <w:rPr>
-            <w:color w:val="0000EE"/>
-            <w:u w:val="single"/>
-          </w:rPr>
-          <w:t>2:5–11</w:t>
-        </w:r>
-      </w:hyperlink>
+      <w:r>
+        <w:rPr>
+          <w:rtl/>
+          <w:cs/>
+          <w:lang w:val="ar_AE" w:bidi="ar_AE"/>
+        </w:rPr>
+        <w:t>2:5–11</w:t>
+      </w:r>
       <w:r>
         <w:rPr>
           <w:rtl/>
@@ -33905,20 +33701,14 @@
         </w:rPr>
         <w:t xml:space="preserve"> يقدم بولس سببًا يجعله من الواجب على المؤمنين في فيلبي أن يسعوا للعيش وفق الأمور التي طلب منهم للتو القيام بها في </w:t>
       </w:r>
-      <w:hyperlink r:id="rId32">
-        <w:r>
-          <w:rPr>
-            <w:rtl/>
-            <w:cs/>
-            <w:lang w:val="ar_AE" w:bidi="ar_AE"/>
-          </w:rPr>
-          <w:rPr>
-            <w:color w:val="0000EE"/>
-            <w:u w:val="single"/>
-          </w:rPr>
-          <w:t>2:12</w:t>
-        </w:r>
-      </w:hyperlink>
+      <w:r>
+        <w:rPr>
+          <w:rtl/>
+          <w:cs/>
+          <w:lang w:val="ar_AE" w:bidi="ar_AE"/>
+        </w:rPr>
+        <w:t>2:12</w:t>
+      </w:r>
       <w:r>
         <w:rPr>
           <w:rtl/>
@@ -35301,20 +35091,14 @@
         </w:rPr>
         <w:t xml:space="preserve"> تربط فكرة السعي والتعب من أجل تقدم الإنجيل، التي ناقشها بولس في </w:t>
       </w:r>
-      <w:hyperlink r:id="rId33">
-        <w:r>
-          <w:rPr>
-            <w:rtl/>
-            <w:cs/>
-            <w:lang w:val="ar_AE" w:bidi="ar_AE"/>
-          </w:rPr>
-          <w:rPr>
-            <w:color w:val="0000EE"/>
-            <w:u w:val="single"/>
-          </w:rPr>
-          <w:t>2:16</w:t>
-        </w:r>
-      </w:hyperlink>
+      <w:r>
+        <w:rPr>
+          <w:rtl/>
+          <w:cs/>
+          <w:lang w:val="ar_AE" w:bidi="ar_AE"/>
+        </w:rPr>
+        <w:t>2:16</w:t>
+      </w:r>
       <w:r>
         <w:rPr>
           <w:rtl/>
@@ -36366,20 +36150,14 @@
         </w:rPr>
         <w:t xml:space="preserve"> تعبر عن تلخيص بولس لموقفه تجاه عمله الجاد وآلامه من أجل أهل فيلبي، والتي يصفها في </w:t>
       </w:r>
-      <w:hyperlink r:id="rId33">
-        <w:r>
-          <w:rPr>
-            <w:rtl/>
-            <w:cs/>
-            <w:lang w:val="ar_AE" w:bidi="ar_AE"/>
-          </w:rPr>
-          <w:rPr>
-            <w:color w:val="0000EE"/>
-            <w:u w:val="single"/>
-          </w:rPr>
-          <w:t>2:16</w:t>
-        </w:r>
-      </w:hyperlink>
+      <w:r>
+        <w:rPr>
+          <w:rtl/>
+          <w:cs/>
+          <w:lang w:val="ar_AE" w:bidi="ar_AE"/>
+        </w:rPr>
+        <w:t>2:16</w:t>
+      </w:r>
       <w:r>
         <w:rPr>
           <w:rtl/>
@@ -36540,20 +36318,14 @@
         </w:rPr>
         <w:t xml:space="preserve"> إلى فرح المسيحيين من أهل فيلبي بنفس الطريقة التي قال بولس عنها أنه سيفرح بها في الآية السابقة </w:t>
       </w:r>
-      <w:hyperlink r:id="rId34">
-        <w:r>
-          <w:rPr>
-            <w:rtl/>
-            <w:cs/>
-            <w:lang w:val="ar_AE" w:bidi="ar_AE"/>
-          </w:rPr>
-          <w:rPr>
-            <w:color w:val="0000EE"/>
-            <w:u w:val="single"/>
-          </w:rPr>
-          <w:t>2:17</w:t>
-        </w:r>
-      </w:hyperlink>
+      <w:r>
+        <w:rPr>
+          <w:rtl/>
+          <w:cs/>
+          <w:lang w:val="ar_AE" w:bidi="ar_AE"/>
+        </w:rPr>
+        <w:t>2:17</w:t>
+      </w:r>
       <w:r>
         <w:rPr>
           <w:rtl/>
@@ -42708,20 +42480,14 @@
         </w:rPr>
         <w:t xml:space="preserve"> هنا ليشير إلى أي مؤمن زميل في المسيح. يمكنك الإشارة إلى ذلك صراحة، إذا لم يكن هذا مفهومًا في لغتك. انظر كيف ترجمت هذه الكلمة في </w:t>
       </w:r>
-      <w:hyperlink r:id="rId18">
-        <w:r>
-          <w:rPr>
-            <w:rtl/>
-            <w:cs/>
-            <w:lang w:val="ar_AE" w:bidi="ar_AE"/>
-          </w:rPr>
-          <w:rPr>
-            <w:color w:val="0000EE"/>
-            <w:u w:val="single"/>
-          </w:rPr>
-          <w:t>فيلبي 1:12</w:t>
-        </w:r>
-      </w:hyperlink>
+      <w:r>
+        <w:rPr>
+          <w:rtl/>
+          <w:cs/>
+          <w:lang w:val="ar_AE" w:bidi="ar_AE"/>
+        </w:rPr>
+        <w:t>فيلبي 1:12</w:t>
+      </w:r>
       <w:r>
         <w:rPr>
           <w:rtl/>
@@ -45588,20 +45354,14 @@
         </w:rPr>
         <w:t xml:space="preserve">يستعرض بولس مؤهلاته الخاصة باستخدام موقف افتراضي، ليبين أنه إذا كان حفظ الناموس يمكن أن يكسب حافظه رضا الله، سيكون لديه سبب للتفاخر أكثر من أي شخص آخر . هدفه هو تعليم مؤمني فيلبي أن عليهم الثقة في المسيح وحده، وعدم الاتكال على أشياء أخرى لكسب رضا الله. يشرح بولس الرسول في </w:t>
       </w:r>
-      <w:hyperlink r:id="rId35">
-        <w:r>
-          <w:rPr>
-            <w:rtl/>
-            <w:cs/>
-            <w:lang w:val="ar_AE" w:bidi="ar_AE"/>
-          </w:rPr>
-          <w:rPr>
-            <w:color w:val="0000EE"/>
-            <w:u w:val="single"/>
-          </w:rPr>
-          <w:t>3:7–11</w:t>
-        </w:r>
-      </w:hyperlink>
+      <w:r>
+        <w:rPr>
+          <w:rtl/>
+          <w:cs/>
+          <w:lang w:val="ar_AE" w:bidi="ar_AE"/>
+        </w:rPr>
+        <w:t>3:7–11</w:t>
+      </w:r>
       <w:r>
         <w:rPr>
           <w:rtl/>
@@ -47047,20 +46807,14 @@
         </w:rPr>
         <w:t xml:space="preserve">هذه الآية بأكملها هي رد بولس على الأمور السبعة التي ذكرها في </w:t>
       </w:r>
-      <w:hyperlink r:id="rId36">
-        <w:r>
-          <w:rPr>
-            <w:rtl/>
-            <w:cs/>
-            <w:lang w:val="ar_AE" w:bidi="ar_AE"/>
-          </w:rPr>
-          <w:rPr>
-            <w:color w:val="0000EE"/>
-            <w:u w:val="single"/>
-          </w:rPr>
-          <w:t>3:5–6</w:t>
-        </w:r>
-      </w:hyperlink>
+      <w:r>
+        <w:rPr>
+          <w:rtl/>
+          <w:cs/>
+          <w:lang w:val="ar_AE" w:bidi="ar_AE"/>
+        </w:rPr>
+        <w:t>3:5–6</w:t>
+      </w:r>
       <w:r>
         <w:rPr>
           <w:rtl/>
@@ -47430,20 +47184,14 @@
         </w:rPr>
         <w:t xml:space="preserve"> هنا تحديدًا إلى قائمة الأشياء السبعة التي ذكرها بولس للتو في </w:t>
       </w:r>
-      <w:hyperlink r:id="rId36">
-        <w:r>
-          <w:rPr>
-            <w:rtl/>
-            <w:cs/>
-            <w:lang w:val="ar_AE" w:bidi="ar_AE"/>
-          </w:rPr>
-          <w:rPr>
-            <w:color w:val="0000EE"/>
-            <w:u w:val="single"/>
-          </w:rPr>
-          <w:t>3:5–6،</w:t>
-        </w:r>
-      </w:hyperlink>
+      <w:r>
+        <w:rPr>
+          <w:rtl/>
+          <w:cs/>
+          <w:lang w:val="ar_AE" w:bidi="ar_AE"/>
+        </w:rPr>
+        <w:t>3:5–6،</w:t>
+      </w:r>
       <w:r>
         <w:rPr>
           <w:rtl/>
@@ -48002,20 +47750,14 @@
         </w:rPr>
         <w:t xml:space="preserve">في هذه الآية، يواصل بولس استخدام الاستعارة من عالم العمل التي بدأها في </w:t>
       </w:r>
-      <w:hyperlink r:id="rId37">
-        <w:r>
-          <w:rPr>
-            <w:rtl/>
-            <w:cs/>
-            <w:lang w:val="ar_AE" w:bidi="ar_AE"/>
-          </w:rPr>
-          <w:rPr>
-            <w:color w:val="0000EE"/>
-            <w:u w:val="single"/>
-          </w:rPr>
-          <w:t>3:7</w:t>
-        </w:r>
-      </w:hyperlink>
+      <w:r>
+        <w:rPr>
+          <w:rtl/>
+          <w:cs/>
+          <w:lang w:val="ar_AE" w:bidi="ar_AE"/>
+        </w:rPr>
+        <w:t>3:7</w:t>
+      </w:r>
       <w:r>
         <w:rPr>
           <w:rtl/>
@@ -48196,20 +47938,14 @@
         </w:rPr>
         <w:t xml:space="preserve"> في </w:t>
       </w:r>
-      <w:hyperlink r:id="rId37">
-        <w:r>
-          <w:rPr>
-            <w:rtl/>
-            <w:cs/>
-            <w:lang w:val="ar_AE" w:bidi="ar_AE"/>
-          </w:rPr>
-          <w:rPr>
-            <w:color w:val="0000EE"/>
-            <w:u w:val="single"/>
-          </w:rPr>
-          <w:t>3:7</w:t>
-        </w:r>
-      </w:hyperlink>
+      <w:r>
+        <w:rPr>
+          <w:rtl/>
+          <w:cs/>
+          <w:lang w:val="ar_AE" w:bidi="ar_AE"/>
+        </w:rPr>
+        <w:t>3:7</w:t>
+      </w:r>
       <w:r>
         <w:rPr>
           <w:rtl/>
@@ -48362,20 +48098,14 @@
         </w:rPr>
         <w:t xml:space="preserve"> في </w:t>
       </w:r>
-      <w:hyperlink r:id="rId37">
-        <w:r>
-          <w:rPr>
-            <w:rtl/>
-            <w:cs/>
-            <w:lang w:val="ar_AE" w:bidi="ar_AE"/>
-          </w:rPr>
-          <w:rPr>
-            <w:color w:val="0000EE"/>
-            <w:u w:val="single"/>
-          </w:rPr>
-          <w:t>3:7</w:t>
-        </w:r>
-      </w:hyperlink>
+      <w:r>
+        <w:rPr>
+          <w:rtl/>
+          <w:cs/>
+          <w:lang w:val="ar_AE" w:bidi="ar_AE"/>
+        </w:rPr>
+        <w:t>3:7</w:t>
+      </w:r>
       <w:r>
         <w:rPr>
           <w:rtl/>
@@ -49232,20 +48962,14 @@
         </w:rPr>
         <w:t xml:space="preserve"> سابقًا في هذه الآية وفي </w:t>
       </w:r>
-      <w:hyperlink r:id="rId37">
-        <w:r>
-          <w:rPr>
-            <w:rtl/>
-            <w:cs/>
-            <w:lang w:val="ar_AE" w:bidi="ar_AE"/>
-          </w:rPr>
-          <w:rPr>
-            <w:color w:val="0000EE"/>
-            <w:u w:val="single"/>
-          </w:rPr>
-          <w:t>3:7</w:t>
-        </w:r>
-      </w:hyperlink>
+      <w:r>
+        <w:rPr>
+          <w:rtl/>
+          <w:cs/>
+          <w:lang w:val="ar_AE" w:bidi="ar_AE"/>
+        </w:rPr>
+        <w:t>3:7</w:t>
+      </w:r>
       <w:r>
         <w:rPr>
           <w:rtl/>
@@ -49426,20 +49150,14 @@
         </w:rPr>
         <w:t xml:space="preserve"> في وقت سابق من هذه الآية وفي </w:t>
       </w:r>
-      <w:hyperlink r:id="rId37">
-        <w:r>
-          <w:rPr>
-            <w:rtl/>
-            <w:cs/>
-            <w:lang w:val="ar_AE" w:bidi="ar_AE"/>
-          </w:rPr>
-          <w:rPr>
-            <w:color w:val="0000EE"/>
-            <w:u w:val="single"/>
-          </w:rPr>
-          <w:t>3:7</w:t>
-        </w:r>
-      </w:hyperlink>
+      <w:r>
+        <w:rPr>
+          <w:rtl/>
+          <w:cs/>
+          <w:lang w:val="ar_AE" w:bidi="ar_AE"/>
+        </w:rPr>
+        <w:t>3:7</w:t>
+      </w:r>
       <w:r>
         <w:rPr>
           <w:rtl/>
@@ -49781,20 +49499,14 @@
         </w:rPr>
         <w:t xml:space="preserve"> في </w:t>
       </w:r>
-      <w:hyperlink r:id="rId37">
-        <w:r>
-          <w:rPr>
-            <w:rtl/>
-            <w:cs/>
-            <w:lang w:val="ar_AE" w:bidi="ar_AE"/>
-          </w:rPr>
-          <w:rPr>
-            <w:color w:val="0000EE"/>
-            <w:u w:val="single"/>
-          </w:rPr>
-          <w:t>3:7</w:t>
-        </w:r>
-      </w:hyperlink>
+      <w:r>
+        <w:rPr>
+          <w:rtl/>
+          <w:cs/>
+          <w:lang w:val="ar_AE" w:bidi="ar_AE"/>
+        </w:rPr>
+        <w:t>3:7</w:t>
+      </w:r>
       <w:r>
         <w:rPr>
           <w:rtl/>
@@ -51859,20 +51571,14 @@
         </w:rPr>
         <w:t xml:space="preserve">انظر كيف ترجمت كلمة "المعرفة" في </w:t>
       </w:r>
-      <w:hyperlink r:id="rId38">
-        <w:r>
-          <w:rPr>
-            <w:rtl/>
-            <w:cs/>
-            <w:lang w:val="ar_AE" w:bidi="ar_AE"/>
-          </w:rPr>
-          <w:rPr>
-            <w:color w:val="0000EE"/>
-            <w:u w:val="single"/>
-          </w:rPr>
-          <w:t>3:8</w:t>
-        </w:r>
-      </w:hyperlink>
+      <w:r>
+        <w:rPr>
+          <w:rtl/>
+          <w:cs/>
+          <w:lang w:val="ar_AE" w:bidi="ar_AE"/>
+        </w:rPr>
+        <w:t>3:8</w:t>
+      </w:r>
       <w:r>
         <w:rPr>
           <w:rtl/>
@@ -54060,20 +53766,14 @@
         </w:rPr>
         <w:t xml:space="preserve"> في </w:t>
       </w:r>
-      <w:hyperlink r:id="rId18">
-        <w:r>
-          <w:rPr>
-            <w:rtl/>
-            <w:cs/>
-            <w:lang w:val="ar_AE" w:bidi="ar_AE"/>
-          </w:rPr>
-          <w:rPr>
-            <w:color w:val="0000EE"/>
-            <w:u w:val="single"/>
-          </w:rPr>
-          <w:t>فيلبي 1:12</w:t>
-        </w:r>
-      </w:hyperlink>
+      <w:r>
+        <w:rPr>
+          <w:rtl/>
+          <w:cs/>
+          <w:lang w:val="ar_AE" w:bidi="ar_AE"/>
+        </w:rPr>
+        <w:t>فيلبي 1:12</w:t>
+      </w:r>
       <w:r>
         <w:rPr>
           <w:rtl/>
@@ -54082,20 +53782,14 @@
         </w:rPr>
         <w:t xml:space="preserve"> و</w:t>
       </w:r>
-      <w:hyperlink r:id="rId39">
-        <w:r>
-          <w:rPr>
-            <w:rtl/>
-            <w:cs/>
-            <w:lang w:val="ar_AE" w:bidi="ar_AE"/>
-          </w:rPr>
-          <w:rPr>
-            <w:color w:val="0000EE"/>
-            <w:u w:val="single"/>
-          </w:rPr>
-          <w:t>3:1</w:t>
-        </w:r>
-      </w:hyperlink>
+      <w:r>
+        <w:rPr>
+          <w:rtl/>
+          <w:cs/>
+          <w:lang w:val="ar_AE" w:bidi="ar_AE"/>
+        </w:rPr>
+        <w:t>3:1</w:t>
+      </w:r>
       <w:r>
         <w:rPr>
           <w:rtl/>
@@ -54609,20 +54303,14 @@
         </w:rPr>
         <w:t xml:space="preserve">يستخدم بولس صورة متسابق يركض في سباق للفوز بجائزة. يصور بولس نفسه كعداء في هذه الاستعارة، ويستمر في استخدام هذه الاستعارة حتى نهاية </w:t>
       </w:r>
-      <w:hyperlink r:id="rId40">
-        <w:r>
-          <w:rPr>
-            <w:rtl/>
-            <w:cs/>
-            <w:lang w:val="ar_AE" w:bidi="ar_AE"/>
-          </w:rPr>
-          <w:rPr>
-            <w:color w:val="0000EE"/>
-            <w:u w:val="single"/>
-          </w:rPr>
-          <w:t>فيلبي 3:14</w:t>
-        </w:r>
-      </w:hyperlink>
+      <w:r>
+        <w:rPr>
+          <w:rtl/>
+          <w:cs/>
+          <w:lang w:val="ar_AE" w:bidi="ar_AE"/>
+        </w:rPr>
+        <w:t>فيلبي 3:14</w:t>
+      </w:r>
       <w:r>
         <w:rPr>
           <w:rtl/>
@@ -56045,20 +55733,14 @@
         </w:rPr>
         <w:t xml:space="preserve"> إلى أن بولس ينتقل من تعليم أهل فيلبي باستخدام اختباره الشخصي (</w:t>
       </w:r>
-      <w:hyperlink r:id="rId41">
-        <w:r>
-          <w:rPr>
-            <w:rtl/>
-            <w:cs/>
-            <w:lang w:val="ar_AE" w:bidi="ar_AE"/>
-          </w:rPr>
-          <w:rPr>
-            <w:color w:val="0000EE"/>
-            <w:u w:val="single"/>
-          </w:rPr>
-          <w:t>فيلبي 3:4–14</w:t>
-        </w:r>
-      </w:hyperlink>
+      <w:r>
+        <w:rPr>
+          <w:rtl/>
+          <w:cs/>
+          <w:lang w:val="ar_AE" w:bidi="ar_AE"/>
+        </w:rPr>
+        <w:t>فيلبي 3:4–14</w:t>
+      </w:r>
       <w:r>
         <w:rPr>
           <w:rtl/>
@@ -56067,20 +55749,14 @@
         </w:rPr>
         <w:t>) إلى حثهم (</w:t>
       </w:r>
-      <w:hyperlink r:id="rId42">
-        <w:r>
-          <w:rPr>
-            <w:rtl/>
-            <w:cs/>
-            <w:lang w:val="ar_AE" w:bidi="ar_AE"/>
-          </w:rPr>
-          <w:rPr>
-            <w:color w:val="0000EE"/>
-            <w:u w:val="single"/>
-          </w:rPr>
-          <w:t>فيلبي 3:15–17</w:t>
-        </w:r>
-      </w:hyperlink>
+      <w:r>
+        <w:rPr>
+          <w:rtl/>
+          <w:cs/>
+          <w:lang w:val="ar_AE" w:bidi="ar_AE"/>
+        </w:rPr>
+        <w:t>فيلبي 3:15–17</w:t>
+      </w:r>
       <w:r>
         <w:rPr>
           <w:rtl/>
@@ -57280,20 +56956,14 @@
         </w:rPr>
         <w:t xml:space="preserve"> في </w:t>
       </w:r>
-      <w:hyperlink r:id="rId18">
-        <w:r>
-          <w:rPr>
-            <w:rtl/>
-            <w:cs/>
-            <w:lang w:val="ar_AE" w:bidi="ar_AE"/>
-          </w:rPr>
-          <w:rPr>
-            <w:color w:val="0000EE"/>
-            <w:u w:val="single"/>
-          </w:rPr>
-          <w:t>فيلبي 1:12</w:t>
-        </w:r>
-      </w:hyperlink>
+      <w:r>
+        <w:rPr>
+          <w:rtl/>
+          <w:cs/>
+          <w:lang w:val="ar_AE" w:bidi="ar_AE"/>
+        </w:rPr>
+        <w:t>فيلبي 1:12</w:t>
+      </w:r>
       <w:r>
         <w:rPr>
           <w:rtl/>
@@ -60814,20 +60484,14 @@
         </w:rPr>
         <w:t xml:space="preserve"> في </w:t>
       </w:r>
-      <w:hyperlink r:id="rId18">
-        <w:r>
-          <w:rPr>
-            <w:rtl/>
-            <w:cs/>
-            <w:lang w:val="ar_AE" w:bidi="ar_AE"/>
-          </w:rPr>
-          <w:rPr>
-            <w:color w:val="0000EE"/>
-            <w:u w:val="single"/>
-          </w:rPr>
-          <w:t>فيلبي 1:12</w:t>
-        </w:r>
-      </w:hyperlink>
+      <w:r>
+        <w:rPr>
+          <w:rtl/>
+          <w:cs/>
+          <w:lang w:val="ar_AE" w:bidi="ar_AE"/>
+        </w:rPr>
+        <w:t>فيلبي 1:12</w:t>
+      </w:r>
       <w:r>
         <w:rPr>
           <w:rtl/>
@@ -61838,20 +61502,14 @@
         </w:rPr>
         <w:t xml:space="preserve"> يمكن أن تشير إلى: (1) ما يأتي قبلها، وفي هذه الحالة ستعني العبارة "بالطريقة التي شرحتها لكم للتو". الترجمة البديلة: "اثبتوا في الرب بالطريقة التي شرحتها لكم للتو، أيها الأحباء". (2) ما يأمر به بولس مسيحيي فيلبي في </w:t>
       </w:r>
-      <w:hyperlink r:id="rId43">
-        <w:r>
-          <w:rPr>
-            <w:rtl/>
-            <w:cs/>
-            <w:lang w:val="ar_AE" w:bidi="ar_AE"/>
-          </w:rPr>
-          <w:rPr>
-            <w:color w:val="0000EE"/>
-            <w:u w:val="single"/>
-          </w:rPr>
-          <w:t>فيلبي 4:2–9</w:t>
-        </w:r>
-      </w:hyperlink>
+      <w:r>
+        <w:rPr>
+          <w:rtl/>
+          <w:cs/>
+          <w:lang w:val="ar_AE" w:bidi="ar_AE"/>
+        </w:rPr>
+        <w:t>فيلبي 4:2–9</w:t>
+      </w:r>
       <w:r>
         <w:rPr>
           <w:rtl/>
@@ -63330,20 +62988,14 @@
         </w:rPr>
         <w:t xml:space="preserve"> في </w:t>
       </w:r>
-      <w:hyperlink r:id="rId16">
-        <w:r>
-          <w:rPr>
-            <w:rtl/>
-            <w:cs/>
-            <w:lang w:val="ar_AE" w:bidi="ar_AE"/>
-          </w:rPr>
-          <w:rPr>
-            <w:color w:val="0000EE"/>
-            <w:u w:val="single"/>
-          </w:rPr>
-          <w:t>فيلبي 1:5</w:t>
-        </w:r>
-      </w:hyperlink>
+      <w:r>
+        <w:rPr>
+          <w:rtl/>
+          <w:cs/>
+          <w:lang w:val="ar_AE" w:bidi="ar_AE"/>
+        </w:rPr>
+        <w:t>فيلبي 1:5</w:t>
+      </w:r>
       <w:r>
         <w:rPr>
           <w:rtl/>
@@ -63787,20 +63439,14 @@
         </w:rPr>
         <w:t xml:space="preserve"> في </w:t>
       </w:r>
-      <w:hyperlink r:id="rId39">
-        <w:r>
-          <w:rPr>
-            <w:rtl/>
-            <w:cs/>
-            <w:lang w:val="ar_AE" w:bidi="ar_AE"/>
-          </w:rPr>
-          <w:rPr>
-            <w:color w:val="0000EE"/>
-            <w:u w:val="single"/>
-          </w:rPr>
-          <w:t>فيلبي 3:1</w:t>
-        </w:r>
-      </w:hyperlink>
+      <w:r>
+        <w:rPr>
+          <w:rtl/>
+          <w:cs/>
+          <w:lang w:val="ar_AE" w:bidi="ar_AE"/>
+        </w:rPr>
+        <w:t>فيلبي 3:1</w:t>
+      </w:r>
       <w:r>
         <w:rPr>
           <w:rtl/>
@@ -67391,20 +67037,14 @@
         </w:rPr>
         <w:t xml:space="preserve"> في </w:t>
       </w:r>
-      <w:hyperlink r:id="rId44">
-        <w:r>
-          <w:rPr>
-            <w:rtl/>
-            <w:cs/>
-            <w:lang w:val="ar_AE" w:bidi="ar_AE"/>
-          </w:rPr>
-          <w:rPr>
-            <w:color w:val="0000EE"/>
-            <w:u w:val="single"/>
-          </w:rPr>
-          <w:t>فيلبي 1:1</w:t>
-        </w:r>
-      </w:hyperlink>
+      <w:r>
+        <w:rPr>
+          <w:rtl/>
+          <w:cs/>
+          <w:lang w:val="ar_AE" w:bidi="ar_AE"/>
+        </w:rPr>
+        <w:t>فيلبي 1:1</w:t>
+      </w:r>
       <w:r>
         <w:rPr>
           <w:rtl/>
@@ -67684,20 +67324,14 @@
         </w:rPr>
         <w:t xml:space="preserve"> في </w:t>
       </w:r>
-      <w:hyperlink r:id="rId18">
-        <w:r>
-          <w:rPr>
-            <w:rtl/>
-            <w:cs/>
-            <w:lang w:val="ar_AE" w:bidi="ar_AE"/>
-          </w:rPr>
-          <w:rPr>
-            <w:color w:val="0000EE"/>
-            <w:u w:val="single"/>
-          </w:rPr>
-          <w:t>فيلبي 1:12</w:t>
-        </w:r>
-      </w:hyperlink>
+      <w:r>
+        <w:rPr>
+          <w:rtl/>
+          <w:cs/>
+          <w:lang w:val="ar_AE" w:bidi="ar_AE"/>
+        </w:rPr>
+        <w:t>فيلبي 1:12</w:t>
+      </w:r>
       <w:r>
         <w:rPr>
           <w:rtl/>
@@ -69777,20 +69411,14 @@
         </w:rPr>
         <w:t xml:space="preserve"> في </w:t>
       </w:r>
-      <w:hyperlink r:id="rId45">
-        <w:r>
-          <w:rPr>
-            <w:rtl/>
-            <w:cs/>
-            <w:lang w:val="ar_AE" w:bidi="ar_AE"/>
-          </w:rPr>
-          <w:rPr>
-            <w:color w:val="0000EE"/>
-            <w:u w:val="single"/>
-          </w:rPr>
-          <w:t>فيلبي 3:12</w:t>
-        </w:r>
-      </w:hyperlink>
+      <w:r>
+        <w:rPr>
+          <w:rtl/>
+          <w:cs/>
+          <w:lang w:val="ar_AE" w:bidi="ar_AE"/>
+        </w:rPr>
+        <w:t>فيلبي 3:12</w:t>
+      </w:r>
       <w:r>
         <w:rPr>
           <w:rtl/>
@@ -73338,20 +72966,14 @@
         </w:rPr>
         <w:t xml:space="preserve"> في </w:t>
       </w:r>
-      <w:hyperlink r:id="rId16">
-        <w:r>
-          <w:rPr>
-            <w:rtl/>
-            <w:cs/>
-            <w:lang w:val="ar_AE" w:bidi="ar_AE"/>
-          </w:rPr>
-          <w:rPr>
-            <w:color w:val="0000EE"/>
-            <w:u w:val="single"/>
-          </w:rPr>
-          <w:t>فيلبي 1:5</w:t>
-        </w:r>
-      </w:hyperlink>
+      <w:r>
+        <w:rPr>
+          <w:rtl/>
+          <w:cs/>
+          <w:lang w:val="ar_AE" w:bidi="ar_AE"/>
+        </w:rPr>
+        <w:t>فيلبي 1:5</w:t>
+      </w:r>
       <w:r>
         <w:rPr>
           <w:rtl/>
@@ -73360,20 +72982,14 @@
         </w:rPr>
         <w:t xml:space="preserve"> و</w:t>
       </w:r>
-      <w:hyperlink r:id="rId13">
-        <w:r>
-          <w:rPr>
-            <w:rtl/>
-            <w:cs/>
-            <w:lang w:val="ar_AE" w:bidi="ar_AE"/>
-          </w:rPr>
-          <w:rPr>
-            <w:color w:val="0000EE"/>
-            <w:u w:val="single"/>
-          </w:rPr>
-          <w:t>4:3</w:t>
-        </w:r>
-      </w:hyperlink>
+      <w:r>
+        <w:rPr>
+          <w:rtl/>
+          <w:cs/>
+          <w:lang w:val="ar_AE" w:bidi="ar_AE"/>
+        </w:rPr>
+        <w:t>4:3</w:t>
+      </w:r>
       <w:r>
         <w:rPr>
           <w:rtl/>
@@ -74674,20 +74290,14 @@
         </w:rPr>
         <w:t xml:space="preserve"> التي يحتاجها من مؤمني فيلبي، وبالتالي لديه ما يكفي من زاد. الترجمة البديلة: "لدي كل ما أحتاجه وأنا راضٍ". (2) أن بولس يواصل استعارة العمل من </w:t>
       </w:r>
-      <w:hyperlink r:id="rId46">
-        <w:r>
-          <w:rPr>
-            <w:rtl/>
-            <w:cs/>
-            <w:lang w:val="ar_AE" w:bidi="ar_AE"/>
-          </w:rPr>
-          <w:rPr>
-            <w:color w:val="0000EE"/>
-            <w:u w:val="single"/>
-          </w:rPr>
-          <w:t>فيلبي 4:17</w:t>
-        </w:r>
-      </w:hyperlink>
+      <w:r>
+        <w:rPr>
+          <w:rtl/>
+          <w:cs/>
+          <w:lang w:val="ar_AE" w:bidi="ar_AE"/>
+        </w:rPr>
+        <w:t>فيلبي 4:17</w:t>
+      </w:r>
       <w:r>
         <w:rPr>
           <w:rtl/>
@@ -75183,20 +74793,14 @@
         </w:rPr>
         <w:t xml:space="preserve">هو اسم رجل. انظر كيف ترجمت اسمه في </w:t>
       </w:r>
-      <w:hyperlink r:id="rId47">
-        <w:r>
-          <w:rPr>
-            <w:rtl/>
-            <w:cs/>
-            <w:lang w:val="ar_AE" w:bidi="ar_AE"/>
-          </w:rPr>
-          <w:rPr>
-            <w:color w:val="0000EE"/>
-            <w:u w:val="single"/>
-          </w:rPr>
-          <w:t>فيلبي 2:25</w:t>
-        </w:r>
-      </w:hyperlink>
+      <w:r>
+        <w:rPr>
+          <w:rtl/>
+          <w:cs/>
+          <w:lang w:val="ar_AE" w:bidi="ar_AE"/>
+        </w:rPr>
+        <w:t>فيلبي 2:25</w:t>
+      </w:r>
       <w:r>
         <w:rPr>
           <w:rtl/>
@@ -76227,20 +75831,14 @@
         </w:rPr>
         <w:t xml:space="preserve"> في </w:t>
       </w:r>
-      <w:hyperlink r:id="rId18">
-        <w:r>
-          <w:rPr>
-            <w:rtl/>
-            <w:cs/>
-            <w:lang w:val="ar_AE" w:bidi="ar_AE"/>
-          </w:rPr>
-          <w:rPr>
-            <w:color w:val="0000EE"/>
-            <w:u w:val="single"/>
-          </w:rPr>
-          <w:t>فيلبي 1:12</w:t>
-        </w:r>
-      </w:hyperlink>
+      <w:r>
+        <w:rPr>
+          <w:rtl/>
+          <w:cs/>
+          <w:lang w:val="ar_AE" w:bidi="ar_AE"/>
+        </w:rPr>
+        <w:t>فيلبي 1:12</w:t>
+      </w:r>
       <w:r>
         <w:rPr>
           <w:rtl/>
@@ -76420,20 +76018,14 @@
         </w:rPr>
         <w:t xml:space="preserve"> في </w:t>
       </w:r>
-      <w:hyperlink r:id="rId18">
-        <w:r>
-          <w:rPr>
-            <w:rtl/>
-            <w:cs/>
-            <w:lang w:val="ar_AE" w:bidi="ar_AE"/>
-          </w:rPr>
-          <w:rPr>
-            <w:color w:val="0000EE"/>
-            <w:u w:val="single"/>
-          </w:rPr>
-          <w:t>فيلبي 1:12</w:t>
-        </w:r>
-      </w:hyperlink>
+      <w:r>
+        <w:rPr>
+          <w:rtl/>
+          <w:cs/>
+          <w:lang w:val="ar_AE" w:bidi="ar_AE"/>
+        </w:rPr>
+        <w:t>فيلبي 1:12</w:t>
+      </w:r>
       <w:r>
         <w:rPr>
           <w:rtl/>

--- a/arb/docx/50.content.docx
+++ b/arb/docx/50.content.docx
@@ -35277,23 +35277,7 @@
           <w:cs/>
           <w:lang w:val="ar_AE" w:bidi="ar_AE"/>
         </w:rPr>
-        <w:t xml:space="preserve"> تستخدم صورة من نظام الذبائح اليهودي في العهد القديم. كان الكاهن يضحي بحيوان على المذبح قربان محرقة لله ثم يسكب الخمر قربان سائل لله لإكمال الذبيحة. انظر </w:t>
-      </w:r>
-      <w:r>
-        <w:rPr>
-          <w:rtl/>
-          <w:cs/>
-          <w:lang w:val="ar_AE" w:bidi="ar_AE"/>
-        </w:rPr>
-        <w:t>28:7</w:t>
-      </w:r>
-      <w:r>
-        <w:rPr>
-          <w:rtl/>
-          <w:cs/>
-          <w:lang w:val="ar_AE" w:bidi="ar_AE"/>
-        </w:rPr>
-        <w:t>. إذا كانت هناك إيماءة ذات معنى مشابه في ثقافتك، فكر في استخدامها هنا، ولكن إذا كانت هذه الصورة مربكة في ثقافتك، فكر في ترجمتها باستخدام لغة صريحة. الترجمة البديلة: "أعمل وأهب حياتي من أجلكم لإكمال خدمة ذبيحة إيمانكم"</w:t>
+        <w:t xml:space="preserve"> تستخدم صورة من نظام الذبائح اليهودي في العهد القديم. كان الكاهن يضحي بحيوان على المذبح قربان محرقة لله ثم يسكب الخمر قربان سائل لله لإكمال الذبيحة. انظر 28:7. إذا كانت هناك إيماءة ذات معنى مشابه في ثقافتك، فكر في استخدامها هنا، ولكن إذا كانت هذه الصورة مربكة في ثقافتك، فكر في ترجمتها باستخدام لغة صريحة. الترجمة البديلة: "أعمل وأهب حياتي من أجلكم لإكمال خدمة ذبيحة إيمانكم"</w:t>
       </w:r>
     </w:p>
     <w:p>
